--- a/NguyenMinhDu_22680791_Lab05/Minh Chứng.docx
+++ b/NguyenMinhDu_22680791_Lab05/Minh Chứng.docx
@@ -51,26 +51,19 @@
           <w:szCs w:val="30"/>
         </w:rPr>
         <w:br/>
-        <w:t>1.S</w:t>
-      </w:r>
-      <w:r>
-        <w:rPr>
-          <w:rFonts w:ascii="Times New Roman" w:hAnsi="Times New Roman" w:cs="Times New Roman"/>
-          <w:sz w:val="30"/>
-          <w:szCs w:val="30"/>
-        </w:rPr>
-        <w:t>ử dụng Code layer CMS react js , BE(layer)</w:t>
-      </w:r>
-    </w:p>
-    <w:p>
-      <w:pPr>
-        <w:rPr>
-          <w:rFonts w:ascii="Times New Roman" w:hAnsi="Times New Roman" w:cs="Times New Roman"/>
-        </w:rPr>
-      </w:pPr>
-      <w:r>
-        <w:rPr>
-          <w:rFonts w:ascii="Times New Roman" w:hAnsi="Times New Roman" w:cs="Times New Roman"/>
+        <w:t>1.Sử dụng Code layer CMS react js , BE(layer)</w:t>
+      </w:r>
+    </w:p>
+    <w:p>
+      <w:pPr>
+        <w:rPr>
+          <w:rFonts w:ascii="Times New Roman" w:hAnsi="Times New Roman" w:cs="Times New Roman"/>
+        </w:rPr>
+      </w:pPr>
+      <w:r>
+        <w:rPr>
+          <w:rFonts w:ascii="Times New Roman" w:hAnsi="Times New Roman" w:cs="Times New Roman"/>
+          <w:noProof/>
         </w:rPr>
         <w:drawing>
           <wp:inline distT="0" distB="0" distL="0" distR="0" wp14:anchorId="1D86DF72" wp14:editId="182B02B3">
@@ -118,6 +111,7 @@
       <w:r>
         <w:rPr>
           <w:rFonts w:ascii="Times New Roman" w:hAnsi="Times New Roman" w:cs="Times New Roman"/>
+          <w:noProof/>
         </w:rPr>
         <w:drawing>
           <wp:inline distT="0" distB="0" distL="0" distR="0" wp14:anchorId="6B9BE4EE" wp14:editId="28888D9B">
@@ -193,6 +187,7 @@
       <w:r>
         <w:rPr>
           <w:rFonts w:ascii="Times New Roman" w:hAnsi="Times New Roman" w:cs="Times New Roman"/>
+          <w:noProof/>
         </w:rPr>
         <w:drawing>
           <wp:inline distT="0" distB="0" distL="0" distR="0" wp14:anchorId="002608C2" wp14:editId="4E2AA928">
@@ -318,6 +313,7 @@
       <w:r>
         <w:rPr>
           <w:rFonts w:ascii="Times New Roman" w:hAnsi="Times New Roman" w:cs="Times New Roman"/>
+          <w:noProof/>
         </w:rPr>
         <w:drawing>
           <wp:inline distT="0" distB="0" distL="0" distR="0" wp14:anchorId="70395ABE" wp14:editId="0EB6BCA5">
@@ -365,6 +361,7 @@
       <w:r>
         <w:rPr>
           <w:rFonts w:ascii="Times New Roman" w:hAnsi="Times New Roman" w:cs="Times New Roman"/>
+          <w:noProof/>
         </w:rPr>
         <w:drawing>
           <wp:inline distT="0" distB="0" distL="0" distR="0" wp14:anchorId="3909BAFD" wp14:editId="47F87F42">
@@ -450,6 +447,7 @@
       <w:r>
         <w:rPr>
           <w:rFonts w:ascii="Times New Roman" w:hAnsi="Times New Roman" w:cs="Times New Roman"/>
+          <w:noProof/>
         </w:rPr>
         <w:drawing>
           <wp:inline distT="0" distB="0" distL="0" distR="0" wp14:anchorId="37C9F25F" wp14:editId="4D23B8FF">
@@ -497,6 +495,7 @@
       <w:r>
         <w:rPr>
           <w:rFonts w:ascii="Times New Roman" w:hAnsi="Times New Roman" w:cs="Times New Roman"/>
+          <w:noProof/>
         </w:rPr>
         <w:drawing>
           <wp:inline distT="0" distB="0" distL="0" distR="0" wp14:anchorId="3341C389" wp14:editId="672014EB">
@@ -557,6 +556,792 @@
           <w:szCs w:val="30"/>
         </w:rPr>
         <w:t>2.Code plugin (microkernel) CMS -&gt; add plugin</w:t>
+      </w:r>
+    </w:p>
+    <w:p>
+      <w:pPr>
+        <w:rPr>
+          <w:rFonts w:ascii="Times New Roman" w:hAnsi="Times New Roman" w:cs="Times New Roman"/>
+          <w:sz w:val="30"/>
+          <w:szCs w:val="30"/>
+        </w:rPr>
+      </w:pPr>
+    </w:p>
+    <w:p>
+      <w:pPr>
+        <w:rPr>
+          <w:rFonts w:ascii="Times New Roman" w:hAnsi="Times New Roman" w:cs="Times New Roman"/>
+          <w:sz w:val="30"/>
+          <w:szCs w:val="30"/>
+        </w:rPr>
+      </w:pPr>
+      <w:r>
+        <w:rPr>
+          <w:rFonts w:ascii="Times New Roman" w:hAnsi="Times New Roman" w:cs="Times New Roman"/>
+          <w:sz w:val="30"/>
+          <w:szCs w:val="30"/>
+        </w:rPr>
+        <w:lastRenderedPageBreak/>
+        <w:drawing>
+          <wp:inline distT="0" distB="0" distL="0" distR="0" wp14:anchorId="5266FCF1" wp14:editId="1EDAAA74">
+            <wp:extent cx="5943600" cy="3187065"/>
+            <wp:effectExtent l="0" t="0" r="0" b="0"/>
+            <wp:docPr id="2020324610" name="Picture 1"/>
+            <wp:cNvGraphicFramePr>
+              <a:graphicFrameLocks xmlns:a="http://schemas.openxmlformats.org/drawingml/2006/main" noChangeAspect="1"/>
+            </wp:cNvGraphicFramePr>
+            <a:graphic xmlns:a="http://schemas.openxmlformats.org/drawingml/2006/main">
+              <a:graphicData uri="http://schemas.openxmlformats.org/drawingml/2006/picture">
+                <pic:pic xmlns:pic="http://schemas.openxmlformats.org/drawingml/2006/picture">
+                  <pic:nvPicPr>
+                    <pic:cNvPr id="2020324610" name=""/>
+                    <pic:cNvPicPr/>
+                  </pic:nvPicPr>
+                  <pic:blipFill>
+                    <a:blip r:embed="rId11"/>
+                    <a:stretch>
+                      <a:fillRect/>
+                    </a:stretch>
+                  </pic:blipFill>
+                  <pic:spPr>
+                    <a:xfrm>
+                      <a:off x="0" y="0"/>
+                      <a:ext cx="5943600" cy="3187065"/>
+                    </a:xfrm>
+                    <a:prstGeom prst="rect">
+                      <a:avLst/>
+                    </a:prstGeom>
+                  </pic:spPr>
+                </pic:pic>
+              </a:graphicData>
+            </a:graphic>
+          </wp:inline>
+        </w:drawing>
+      </w:r>
+    </w:p>
+    <w:p>
+      <w:pPr>
+        <w:rPr>
+          <w:rFonts w:ascii="Times New Roman" w:hAnsi="Times New Roman" w:cs="Times New Roman"/>
+          <w:sz w:val="30"/>
+          <w:szCs w:val="30"/>
+        </w:rPr>
+      </w:pPr>
+      <w:r>
+        <w:rPr>
+          <w:rFonts w:ascii="Times New Roman" w:hAnsi="Times New Roman" w:cs="Times New Roman"/>
+          <w:sz w:val="30"/>
+          <w:szCs w:val="30"/>
+        </w:rPr>
+        <w:drawing>
+          <wp:inline distT="0" distB="0" distL="0" distR="0" wp14:anchorId="0CE37BBF" wp14:editId="06E86A66">
+            <wp:extent cx="5943600" cy="2009775"/>
+            <wp:effectExtent l="0" t="0" r="0" b="9525"/>
+            <wp:docPr id="1357187585" name="Picture 1"/>
+            <wp:cNvGraphicFramePr>
+              <a:graphicFrameLocks xmlns:a="http://schemas.openxmlformats.org/drawingml/2006/main" noChangeAspect="1"/>
+            </wp:cNvGraphicFramePr>
+            <a:graphic xmlns:a="http://schemas.openxmlformats.org/drawingml/2006/main">
+              <a:graphicData uri="http://schemas.openxmlformats.org/drawingml/2006/picture">
+                <pic:pic xmlns:pic="http://schemas.openxmlformats.org/drawingml/2006/picture">
+                  <pic:nvPicPr>
+                    <pic:cNvPr id="1357187585" name=""/>
+                    <pic:cNvPicPr/>
+                  </pic:nvPicPr>
+                  <pic:blipFill>
+                    <a:blip r:embed="rId12"/>
+                    <a:stretch>
+                      <a:fillRect/>
+                    </a:stretch>
+                  </pic:blipFill>
+                  <pic:spPr>
+                    <a:xfrm>
+                      <a:off x="0" y="0"/>
+                      <a:ext cx="5943600" cy="2009775"/>
+                    </a:xfrm>
+                    <a:prstGeom prst="rect">
+                      <a:avLst/>
+                    </a:prstGeom>
+                  </pic:spPr>
+                </pic:pic>
+              </a:graphicData>
+            </a:graphic>
+          </wp:inline>
+        </w:drawing>
+      </w:r>
+      <w:r>
+        <w:rPr>
+          <w:rFonts w:ascii="Times New Roman" w:hAnsi="Times New Roman" w:cs="Times New Roman"/>
+          <w:sz w:val="30"/>
+          <w:szCs w:val="30"/>
+        </w:rPr>
+        <w:drawing>
+          <wp:inline distT="0" distB="0" distL="0" distR="0" wp14:anchorId="6E8B0854" wp14:editId="5485BF96">
+            <wp:extent cx="5943600" cy="2004060"/>
+            <wp:effectExtent l="0" t="0" r="0" b="0"/>
+            <wp:docPr id="2137127487" name="Picture 1"/>
+            <wp:cNvGraphicFramePr>
+              <a:graphicFrameLocks xmlns:a="http://schemas.openxmlformats.org/drawingml/2006/main" noChangeAspect="1"/>
+            </wp:cNvGraphicFramePr>
+            <a:graphic xmlns:a="http://schemas.openxmlformats.org/drawingml/2006/main">
+              <a:graphicData uri="http://schemas.openxmlformats.org/drawingml/2006/picture">
+                <pic:pic xmlns:pic="http://schemas.openxmlformats.org/drawingml/2006/picture">
+                  <pic:nvPicPr>
+                    <pic:cNvPr id="2137127487" name=""/>
+                    <pic:cNvPicPr/>
+                  </pic:nvPicPr>
+                  <pic:blipFill>
+                    <a:blip r:embed="rId13"/>
+                    <a:stretch>
+                      <a:fillRect/>
+                    </a:stretch>
+                  </pic:blipFill>
+                  <pic:spPr>
+                    <a:xfrm>
+                      <a:off x="0" y="0"/>
+                      <a:ext cx="5943600" cy="2004060"/>
+                    </a:xfrm>
+                    <a:prstGeom prst="rect">
+                      <a:avLst/>
+                    </a:prstGeom>
+                  </pic:spPr>
+                </pic:pic>
+              </a:graphicData>
+            </a:graphic>
+          </wp:inline>
+        </w:drawing>
+      </w:r>
+    </w:p>
+    <w:p>
+      <w:pPr>
+        <w:rPr>
+          <w:rFonts w:ascii="Times New Roman" w:hAnsi="Times New Roman" w:cs="Times New Roman"/>
+          <w:sz w:val="30"/>
+          <w:szCs w:val="30"/>
+        </w:rPr>
+      </w:pPr>
+      <w:r>
+        <w:rPr>
+          <w:rFonts w:ascii="Times New Roman" w:hAnsi="Times New Roman" w:cs="Times New Roman"/>
+          <w:sz w:val="30"/>
+          <w:szCs w:val="30"/>
+        </w:rPr>
+        <w:lastRenderedPageBreak/>
+        <w:drawing>
+          <wp:inline distT="0" distB="0" distL="0" distR="0" wp14:anchorId="29852AEF" wp14:editId="042F9D43">
+            <wp:extent cx="5943600" cy="1895475"/>
+            <wp:effectExtent l="0" t="0" r="0" b="9525"/>
+            <wp:docPr id="1141070174" name="Picture 1"/>
+            <wp:cNvGraphicFramePr>
+              <a:graphicFrameLocks xmlns:a="http://schemas.openxmlformats.org/drawingml/2006/main" noChangeAspect="1"/>
+            </wp:cNvGraphicFramePr>
+            <a:graphic xmlns:a="http://schemas.openxmlformats.org/drawingml/2006/main">
+              <a:graphicData uri="http://schemas.openxmlformats.org/drawingml/2006/picture">
+                <pic:pic xmlns:pic="http://schemas.openxmlformats.org/drawingml/2006/picture">
+                  <pic:nvPicPr>
+                    <pic:cNvPr id="1141070174" name=""/>
+                    <pic:cNvPicPr/>
+                  </pic:nvPicPr>
+                  <pic:blipFill>
+                    <a:blip r:embed="rId14"/>
+                    <a:stretch>
+                      <a:fillRect/>
+                    </a:stretch>
+                  </pic:blipFill>
+                  <pic:spPr>
+                    <a:xfrm>
+                      <a:off x="0" y="0"/>
+                      <a:ext cx="5943600" cy="1895475"/>
+                    </a:xfrm>
+                    <a:prstGeom prst="rect">
+                      <a:avLst/>
+                    </a:prstGeom>
+                  </pic:spPr>
+                </pic:pic>
+              </a:graphicData>
+            </a:graphic>
+          </wp:inline>
+        </w:drawing>
+      </w:r>
+    </w:p>
+    <w:p>
+      <w:pPr>
+        <w:rPr>
+          <w:rFonts w:ascii="Times New Roman" w:hAnsi="Times New Roman" w:cs="Times New Roman"/>
+          <w:sz w:val="30"/>
+          <w:szCs w:val="30"/>
+        </w:rPr>
+      </w:pPr>
+      <w:r>
+        <w:rPr>
+          <w:rFonts w:ascii="Times New Roman" w:hAnsi="Times New Roman" w:cs="Times New Roman"/>
+          <w:sz w:val="30"/>
+          <w:szCs w:val="30"/>
+        </w:rPr>
+        <w:t>Cấu trúc thư mục :</w:t>
+      </w:r>
+    </w:p>
+    <w:p>
+      <w:pPr>
+        <w:rPr>
+          <w:rFonts w:ascii="Times New Roman" w:hAnsi="Times New Roman" w:cs="Times New Roman"/>
+          <w:sz w:val="30"/>
+          <w:szCs w:val="30"/>
+        </w:rPr>
+      </w:pPr>
+      <w:r>
+        <w:rPr>
+          <w:rFonts w:ascii="Times New Roman" w:hAnsi="Times New Roman" w:cs="Times New Roman"/>
+          <w:sz w:val="30"/>
+          <w:szCs w:val="30"/>
+        </w:rPr>
+        <w:drawing>
+          <wp:inline distT="0" distB="0" distL="0" distR="0" wp14:anchorId="3A5E2A88" wp14:editId="49928783">
+            <wp:extent cx="3296110" cy="5001323"/>
+            <wp:effectExtent l="0" t="0" r="0" b="8890"/>
+            <wp:docPr id="1060466598" name="Picture 1"/>
+            <wp:cNvGraphicFramePr>
+              <a:graphicFrameLocks xmlns:a="http://schemas.openxmlformats.org/drawingml/2006/main" noChangeAspect="1"/>
+            </wp:cNvGraphicFramePr>
+            <a:graphic xmlns:a="http://schemas.openxmlformats.org/drawingml/2006/main">
+              <a:graphicData uri="http://schemas.openxmlformats.org/drawingml/2006/picture">
+                <pic:pic xmlns:pic="http://schemas.openxmlformats.org/drawingml/2006/picture">
+                  <pic:nvPicPr>
+                    <pic:cNvPr id="1060466598" name=""/>
+                    <pic:cNvPicPr/>
+                  </pic:nvPicPr>
+                  <pic:blipFill>
+                    <a:blip r:embed="rId15"/>
+                    <a:stretch>
+                      <a:fillRect/>
+                    </a:stretch>
+                  </pic:blipFill>
+                  <pic:spPr>
+                    <a:xfrm>
+                      <a:off x="0" y="0"/>
+                      <a:ext cx="3296110" cy="5001323"/>
+                    </a:xfrm>
+                    <a:prstGeom prst="rect">
+                      <a:avLst/>
+                    </a:prstGeom>
+                  </pic:spPr>
+                </pic:pic>
+              </a:graphicData>
+            </a:graphic>
+          </wp:inline>
+        </w:drawing>
+      </w:r>
+    </w:p>
+    <w:p>
+      <w:pPr>
+        <w:rPr>
+          <w:rFonts w:ascii="Times New Roman" w:hAnsi="Times New Roman" w:cs="Times New Roman"/>
+          <w:sz w:val="30"/>
+          <w:szCs w:val="30"/>
+        </w:rPr>
+      </w:pPr>
+    </w:p>
+    <w:p>
+      <w:pPr>
+        <w:rPr>
+          <w:rFonts w:ascii="Times New Roman" w:hAnsi="Times New Roman" w:cs="Times New Roman"/>
+          <w:sz w:val="30"/>
+          <w:szCs w:val="30"/>
+        </w:rPr>
+      </w:pPr>
+    </w:p>
+    <w:p>
+      <w:pPr>
+        <w:rPr>
+          <w:rFonts w:ascii="Times New Roman" w:hAnsi="Times New Roman" w:cs="Times New Roman"/>
+          <w:sz w:val="30"/>
+          <w:szCs w:val="30"/>
+        </w:rPr>
+      </w:pPr>
+      <w:r>
+        <w:rPr>
+          <w:rFonts w:ascii="Times New Roman" w:hAnsi="Times New Roman" w:cs="Times New Roman"/>
+          <w:sz w:val="30"/>
+          <w:szCs w:val="30"/>
+        </w:rPr>
+        <w:lastRenderedPageBreak/>
+        <w:t>Các chức năng cơ bản :</w:t>
+      </w:r>
+    </w:p>
+    <w:p>
+      <w:pPr>
+        <w:rPr>
+          <w:rFonts w:ascii="Times New Roman" w:hAnsi="Times New Roman" w:cs="Times New Roman"/>
+          <w:sz w:val="30"/>
+          <w:szCs w:val="30"/>
+        </w:rPr>
+      </w:pPr>
+      <w:r>
+        <w:rPr>
+          <w:rFonts w:ascii="Times New Roman" w:hAnsi="Times New Roman" w:cs="Times New Roman"/>
+          <w:sz w:val="30"/>
+          <w:szCs w:val="30"/>
+        </w:rPr>
+        <w:tab/>
+        <w:t>1.Thêm</w:t>
+      </w:r>
+    </w:p>
+    <w:p>
+      <w:pPr>
+        <w:rPr>
+          <w:rFonts w:ascii="Times New Roman" w:hAnsi="Times New Roman" w:cs="Times New Roman"/>
+          <w:sz w:val="30"/>
+          <w:szCs w:val="30"/>
+        </w:rPr>
+      </w:pPr>
+      <w:r>
+        <w:rPr>
+          <w:rFonts w:ascii="Times New Roman" w:hAnsi="Times New Roman" w:cs="Times New Roman"/>
+          <w:sz w:val="30"/>
+          <w:szCs w:val="30"/>
+        </w:rPr>
+        <w:drawing>
+          <wp:inline distT="0" distB="0" distL="0" distR="0" wp14:anchorId="6BDB1AEE" wp14:editId="523FA408">
+            <wp:extent cx="5943600" cy="2663190"/>
+            <wp:effectExtent l="0" t="0" r="0" b="3810"/>
+            <wp:docPr id="220067376" name="Picture 1"/>
+            <wp:cNvGraphicFramePr>
+              <a:graphicFrameLocks xmlns:a="http://schemas.openxmlformats.org/drawingml/2006/main" noChangeAspect="1"/>
+            </wp:cNvGraphicFramePr>
+            <a:graphic xmlns:a="http://schemas.openxmlformats.org/drawingml/2006/main">
+              <a:graphicData uri="http://schemas.openxmlformats.org/drawingml/2006/picture">
+                <pic:pic xmlns:pic="http://schemas.openxmlformats.org/drawingml/2006/picture">
+                  <pic:nvPicPr>
+                    <pic:cNvPr id="220067376" name=""/>
+                    <pic:cNvPicPr/>
+                  </pic:nvPicPr>
+                  <pic:blipFill>
+                    <a:blip r:embed="rId16"/>
+                    <a:stretch>
+                      <a:fillRect/>
+                    </a:stretch>
+                  </pic:blipFill>
+                  <pic:spPr>
+                    <a:xfrm>
+                      <a:off x="0" y="0"/>
+                      <a:ext cx="5943600" cy="2663190"/>
+                    </a:xfrm>
+                    <a:prstGeom prst="rect">
+                      <a:avLst/>
+                    </a:prstGeom>
+                  </pic:spPr>
+                </pic:pic>
+              </a:graphicData>
+            </a:graphic>
+          </wp:inline>
+        </w:drawing>
+      </w:r>
+      <w:r>
+        <w:rPr>
+          <w:rFonts w:ascii="Times New Roman" w:hAnsi="Times New Roman" w:cs="Times New Roman"/>
+          <w:sz w:val="30"/>
+          <w:szCs w:val="30"/>
+        </w:rPr>
+        <w:drawing>
+          <wp:inline distT="0" distB="0" distL="0" distR="0" wp14:anchorId="09254A73" wp14:editId="78A513EA">
+            <wp:extent cx="5943600" cy="1855470"/>
+            <wp:effectExtent l="0" t="0" r="0" b="0"/>
+            <wp:docPr id="1138382264" name="Picture 1"/>
+            <wp:cNvGraphicFramePr>
+              <a:graphicFrameLocks xmlns:a="http://schemas.openxmlformats.org/drawingml/2006/main" noChangeAspect="1"/>
+            </wp:cNvGraphicFramePr>
+            <a:graphic xmlns:a="http://schemas.openxmlformats.org/drawingml/2006/main">
+              <a:graphicData uri="http://schemas.openxmlformats.org/drawingml/2006/picture">
+                <pic:pic xmlns:pic="http://schemas.openxmlformats.org/drawingml/2006/picture">
+                  <pic:nvPicPr>
+                    <pic:cNvPr id="1138382264" name=""/>
+                    <pic:cNvPicPr/>
+                  </pic:nvPicPr>
+                  <pic:blipFill>
+                    <a:blip r:embed="rId17"/>
+                    <a:stretch>
+                      <a:fillRect/>
+                    </a:stretch>
+                  </pic:blipFill>
+                  <pic:spPr>
+                    <a:xfrm>
+                      <a:off x="0" y="0"/>
+                      <a:ext cx="5943600" cy="1855470"/>
+                    </a:xfrm>
+                    <a:prstGeom prst="rect">
+                      <a:avLst/>
+                    </a:prstGeom>
+                  </pic:spPr>
+                </pic:pic>
+              </a:graphicData>
+            </a:graphic>
+          </wp:inline>
+        </w:drawing>
+      </w:r>
+    </w:p>
+    <w:p>
+      <w:pPr>
+        <w:rPr>
+          <w:rFonts w:ascii="Times New Roman" w:hAnsi="Times New Roman" w:cs="Times New Roman"/>
+          <w:sz w:val="30"/>
+          <w:szCs w:val="30"/>
+        </w:rPr>
+      </w:pPr>
+      <w:r>
+        <w:rPr>
+          <w:rFonts w:ascii="Times New Roman" w:hAnsi="Times New Roman" w:cs="Times New Roman"/>
+          <w:sz w:val="30"/>
+          <w:szCs w:val="30"/>
+        </w:rPr>
+        <w:tab/>
+        <w:t>2.Sửa</w:t>
+      </w:r>
+    </w:p>
+    <w:p>
+      <w:pPr>
+        <w:rPr>
+          <w:rFonts w:ascii="Times New Roman" w:hAnsi="Times New Roman" w:cs="Times New Roman"/>
+          <w:sz w:val="30"/>
+          <w:szCs w:val="30"/>
+        </w:rPr>
+      </w:pPr>
+      <w:r>
+        <w:rPr>
+          <w:rFonts w:ascii="Times New Roman" w:hAnsi="Times New Roman" w:cs="Times New Roman"/>
+          <w:sz w:val="30"/>
+          <w:szCs w:val="30"/>
+        </w:rPr>
+        <w:drawing>
+          <wp:inline distT="0" distB="0" distL="0" distR="0" wp14:anchorId="15FE66FE" wp14:editId="73C1F0BD">
+            <wp:extent cx="5229225" cy="2231359"/>
+            <wp:effectExtent l="0" t="0" r="0" b="0"/>
+            <wp:docPr id="2066910615" name="Picture 1"/>
+            <wp:cNvGraphicFramePr>
+              <a:graphicFrameLocks xmlns:a="http://schemas.openxmlformats.org/drawingml/2006/main" noChangeAspect="1"/>
+            </wp:cNvGraphicFramePr>
+            <a:graphic xmlns:a="http://schemas.openxmlformats.org/drawingml/2006/main">
+              <a:graphicData uri="http://schemas.openxmlformats.org/drawingml/2006/picture">
+                <pic:pic xmlns:pic="http://schemas.openxmlformats.org/drawingml/2006/picture">
+                  <pic:nvPicPr>
+                    <pic:cNvPr id="2066910615" name=""/>
+                    <pic:cNvPicPr/>
+                  </pic:nvPicPr>
+                  <pic:blipFill>
+                    <a:blip r:embed="rId18"/>
+                    <a:stretch>
+                      <a:fillRect/>
+                    </a:stretch>
+                  </pic:blipFill>
+                  <pic:spPr>
+                    <a:xfrm>
+                      <a:off x="0" y="0"/>
+                      <a:ext cx="5235397" cy="2233993"/>
+                    </a:xfrm>
+                    <a:prstGeom prst="rect">
+                      <a:avLst/>
+                    </a:prstGeom>
+                  </pic:spPr>
+                </pic:pic>
+              </a:graphicData>
+            </a:graphic>
+          </wp:inline>
+        </w:drawing>
+      </w:r>
+    </w:p>
+    <w:p>
+      <w:pPr>
+        <w:rPr>
+          <w:rFonts w:ascii="Times New Roman" w:hAnsi="Times New Roman" w:cs="Times New Roman"/>
+          <w:sz w:val="30"/>
+          <w:szCs w:val="30"/>
+        </w:rPr>
+      </w:pPr>
+      <w:r>
+        <w:rPr>
+          <w:rFonts w:ascii="Times New Roman" w:hAnsi="Times New Roman" w:cs="Times New Roman"/>
+          <w:sz w:val="30"/>
+          <w:szCs w:val="30"/>
+        </w:rPr>
+        <w:lastRenderedPageBreak/>
+        <w:drawing>
+          <wp:inline distT="0" distB="0" distL="0" distR="0" wp14:anchorId="0BF0046C" wp14:editId="41154694">
+            <wp:extent cx="5943600" cy="1786890"/>
+            <wp:effectExtent l="0" t="0" r="0" b="3810"/>
+            <wp:docPr id="978665218" name="Picture 1"/>
+            <wp:cNvGraphicFramePr>
+              <a:graphicFrameLocks xmlns:a="http://schemas.openxmlformats.org/drawingml/2006/main" noChangeAspect="1"/>
+            </wp:cNvGraphicFramePr>
+            <a:graphic xmlns:a="http://schemas.openxmlformats.org/drawingml/2006/main">
+              <a:graphicData uri="http://schemas.openxmlformats.org/drawingml/2006/picture">
+                <pic:pic xmlns:pic="http://schemas.openxmlformats.org/drawingml/2006/picture">
+                  <pic:nvPicPr>
+                    <pic:cNvPr id="978665218" name=""/>
+                    <pic:cNvPicPr/>
+                  </pic:nvPicPr>
+                  <pic:blipFill>
+                    <a:blip r:embed="rId19"/>
+                    <a:stretch>
+                      <a:fillRect/>
+                    </a:stretch>
+                  </pic:blipFill>
+                  <pic:spPr>
+                    <a:xfrm>
+                      <a:off x="0" y="0"/>
+                      <a:ext cx="5943600" cy="1786890"/>
+                    </a:xfrm>
+                    <a:prstGeom prst="rect">
+                      <a:avLst/>
+                    </a:prstGeom>
+                  </pic:spPr>
+                </pic:pic>
+              </a:graphicData>
+            </a:graphic>
+          </wp:inline>
+        </w:drawing>
+      </w:r>
+    </w:p>
+    <w:p>
+      <w:pPr>
+        <w:rPr>
+          <w:rFonts w:ascii="Times New Roman" w:hAnsi="Times New Roman" w:cs="Times New Roman"/>
+          <w:sz w:val="30"/>
+          <w:szCs w:val="30"/>
+        </w:rPr>
+      </w:pPr>
+      <w:r>
+        <w:rPr>
+          <w:rFonts w:ascii="Times New Roman" w:hAnsi="Times New Roman" w:cs="Times New Roman"/>
+          <w:sz w:val="30"/>
+          <w:szCs w:val="30"/>
+        </w:rPr>
+        <w:tab/>
+        <w:t>3.Xóa</w:t>
+      </w:r>
+    </w:p>
+    <w:p>
+      <w:pPr>
+        <w:rPr>
+          <w:rFonts w:ascii="Times New Roman" w:hAnsi="Times New Roman" w:cs="Times New Roman"/>
+          <w:sz w:val="30"/>
+          <w:szCs w:val="30"/>
+        </w:rPr>
+      </w:pPr>
+      <w:r>
+        <w:rPr>
+          <w:rFonts w:ascii="Times New Roman" w:hAnsi="Times New Roman" w:cs="Times New Roman"/>
+          <w:sz w:val="30"/>
+          <w:szCs w:val="30"/>
+        </w:rPr>
+        <w:drawing>
+          <wp:inline distT="0" distB="0" distL="0" distR="0" wp14:anchorId="022A29E3" wp14:editId="7363BBA1">
+            <wp:extent cx="5943600" cy="1731010"/>
+            <wp:effectExtent l="0" t="0" r="0" b="2540"/>
+            <wp:docPr id="132138404" name="Picture 1"/>
+            <wp:cNvGraphicFramePr>
+              <a:graphicFrameLocks xmlns:a="http://schemas.openxmlformats.org/drawingml/2006/main" noChangeAspect="1"/>
+            </wp:cNvGraphicFramePr>
+            <a:graphic xmlns:a="http://schemas.openxmlformats.org/drawingml/2006/main">
+              <a:graphicData uri="http://schemas.openxmlformats.org/drawingml/2006/picture">
+                <pic:pic xmlns:pic="http://schemas.openxmlformats.org/drawingml/2006/picture">
+                  <pic:nvPicPr>
+                    <pic:cNvPr id="132138404" name=""/>
+                    <pic:cNvPicPr/>
+                  </pic:nvPicPr>
+                  <pic:blipFill>
+                    <a:blip r:embed="rId20"/>
+                    <a:stretch>
+                      <a:fillRect/>
+                    </a:stretch>
+                  </pic:blipFill>
+                  <pic:spPr>
+                    <a:xfrm>
+                      <a:off x="0" y="0"/>
+                      <a:ext cx="5943600" cy="1731010"/>
+                    </a:xfrm>
+                    <a:prstGeom prst="rect">
+                      <a:avLst/>
+                    </a:prstGeom>
+                  </pic:spPr>
+                </pic:pic>
+              </a:graphicData>
+            </a:graphic>
+          </wp:inline>
+        </w:drawing>
+      </w:r>
+    </w:p>
+    <w:p>
+      <w:pPr>
+        <w:rPr>
+          <w:rFonts w:ascii="Times New Roman" w:hAnsi="Times New Roman" w:cs="Times New Roman"/>
+          <w:sz w:val="30"/>
+          <w:szCs w:val="30"/>
+        </w:rPr>
+      </w:pPr>
+      <w:r>
+        <w:rPr>
+          <w:rFonts w:ascii="Times New Roman" w:hAnsi="Times New Roman" w:cs="Times New Roman"/>
+          <w:sz w:val="30"/>
+          <w:szCs w:val="30"/>
+        </w:rPr>
+        <w:drawing>
+          <wp:inline distT="0" distB="0" distL="0" distR="0" wp14:anchorId="5E9CEADC" wp14:editId="1151FAE5">
+            <wp:extent cx="5943600" cy="1746885"/>
+            <wp:effectExtent l="0" t="0" r="0" b="5715"/>
+            <wp:docPr id="1627983910" name="Picture 1"/>
+            <wp:cNvGraphicFramePr>
+              <a:graphicFrameLocks xmlns:a="http://schemas.openxmlformats.org/drawingml/2006/main" noChangeAspect="1"/>
+            </wp:cNvGraphicFramePr>
+            <a:graphic xmlns:a="http://schemas.openxmlformats.org/drawingml/2006/main">
+              <a:graphicData uri="http://schemas.openxmlformats.org/drawingml/2006/picture">
+                <pic:pic xmlns:pic="http://schemas.openxmlformats.org/drawingml/2006/picture">
+                  <pic:nvPicPr>
+                    <pic:cNvPr id="1627983910" name=""/>
+                    <pic:cNvPicPr/>
+                  </pic:nvPicPr>
+                  <pic:blipFill>
+                    <a:blip r:embed="rId21"/>
+                    <a:stretch>
+                      <a:fillRect/>
+                    </a:stretch>
+                  </pic:blipFill>
+                  <pic:spPr>
+                    <a:xfrm>
+                      <a:off x="0" y="0"/>
+                      <a:ext cx="5943600" cy="1746885"/>
+                    </a:xfrm>
+                    <a:prstGeom prst="rect">
+                      <a:avLst/>
+                    </a:prstGeom>
+                  </pic:spPr>
+                </pic:pic>
+              </a:graphicData>
+            </a:graphic>
+          </wp:inline>
+        </w:drawing>
+      </w:r>
+    </w:p>
+    <w:p>
+      <w:pPr>
+        <w:rPr>
+          <w:rFonts w:ascii="Times New Roman" w:hAnsi="Times New Roman" w:cs="Times New Roman"/>
+          <w:sz w:val="30"/>
+          <w:szCs w:val="30"/>
+        </w:rPr>
+      </w:pPr>
+    </w:p>
+    <w:p>
+      <w:pPr>
+        <w:rPr>
+          <w:rFonts w:ascii="Times New Roman" w:hAnsi="Times New Roman" w:cs="Times New Roman"/>
+          <w:sz w:val="30"/>
+          <w:szCs w:val="30"/>
+        </w:rPr>
+      </w:pPr>
+    </w:p>
+    <w:p>
+      <w:pPr>
+        <w:rPr>
+          <w:rFonts w:ascii="Times New Roman" w:hAnsi="Times New Roman" w:cs="Times New Roman"/>
+          <w:sz w:val="30"/>
+          <w:szCs w:val="30"/>
+        </w:rPr>
+      </w:pPr>
+    </w:p>
+    <w:p>
+      <w:pPr>
+        <w:rPr>
+          <w:rFonts w:ascii="Times New Roman" w:hAnsi="Times New Roman" w:cs="Times New Roman"/>
+          <w:sz w:val="30"/>
+          <w:szCs w:val="30"/>
+        </w:rPr>
+      </w:pPr>
+    </w:p>
+    <w:p>
+      <w:pPr>
+        <w:rPr>
+          <w:rFonts w:ascii="Times New Roman" w:hAnsi="Times New Roman" w:cs="Times New Roman"/>
+          <w:sz w:val="30"/>
+          <w:szCs w:val="30"/>
+        </w:rPr>
+      </w:pPr>
+    </w:p>
+    <w:p>
+      <w:pPr>
+        <w:rPr>
+          <w:rFonts w:ascii="Times New Roman" w:hAnsi="Times New Roman" w:cs="Times New Roman"/>
+          <w:sz w:val="30"/>
+          <w:szCs w:val="30"/>
+        </w:rPr>
+      </w:pPr>
+    </w:p>
+    <w:p>
+      <w:pPr>
+        <w:rPr>
+          <w:rFonts w:ascii="Times New Roman" w:hAnsi="Times New Roman" w:cs="Times New Roman"/>
+          <w:sz w:val="30"/>
+          <w:szCs w:val="30"/>
+        </w:rPr>
+      </w:pPr>
+      <w:r>
+        <w:rPr>
+          <w:rFonts w:ascii="Times New Roman" w:hAnsi="Times New Roman" w:cs="Times New Roman"/>
+          <w:sz w:val="30"/>
+          <w:szCs w:val="30"/>
+        </w:rPr>
+        <w:lastRenderedPageBreak/>
+        <w:tab/>
+        <w:t xml:space="preserve">4.Tìm kiếm </w:t>
+      </w:r>
+    </w:p>
+    <w:p>
+      <w:pPr>
+        <w:rPr>
+          <w:rFonts w:ascii="Times New Roman" w:hAnsi="Times New Roman" w:cs="Times New Roman"/>
+          <w:sz w:val="30"/>
+          <w:szCs w:val="30"/>
+        </w:rPr>
+      </w:pPr>
+      <w:r>
+        <w:rPr>
+          <w:rFonts w:ascii="Times New Roman" w:hAnsi="Times New Roman" w:cs="Times New Roman"/>
+          <w:sz w:val="30"/>
+          <w:szCs w:val="30"/>
+        </w:rPr>
+        <w:drawing>
+          <wp:inline distT="0" distB="0" distL="0" distR="0" wp14:anchorId="2FDA56AB" wp14:editId="2534B420">
+            <wp:extent cx="5943600" cy="1938655"/>
+            <wp:effectExtent l="0" t="0" r="0" b="4445"/>
+            <wp:docPr id="1750538997" name="Picture 1"/>
+            <wp:cNvGraphicFramePr>
+              <a:graphicFrameLocks xmlns:a="http://schemas.openxmlformats.org/drawingml/2006/main" noChangeAspect="1"/>
+            </wp:cNvGraphicFramePr>
+            <a:graphic xmlns:a="http://schemas.openxmlformats.org/drawingml/2006/main">
+              <a:graphicData uri="http://schemas.openxmlformats.org/drawingml/2006/picture">
+                <pic:pic xmlns:pic="http://schemas.openxmlformats.org/drawingml/2006/picture">
+                  <pic:nvPicPr>
+                    <pic:cNvPr id="1750538997" name=""/>
+                    <pic:cNvPicPr/>
+                  </pic:nvPicPr>
+                  <pic:blipFill>
+                    <a:blip r:embed="rId22"/>
+                    <a:stretch>
+                      <a:fillRect/>
+                    </a:stretch>
+                  </pic:blipFill>
+                  <pic:spPr>
+                    <a:xfrm>
+                      <a:off x="0" y="0"/>
+                      <a:ext cx="5943600" cy="1938655"/>
+                    </a:xfrm>
+                    <a:prstGeom prst="rect">
+                      <a:avLst/>
+                    </a:prstGeom>
+                  </pic:spPr>
+                </pic:pic>
+              </a:graphicData>
+            </a:graphic>
+          </wp:inline>
+        </w:drawing>
       </w:r>
     </w:p>
     <w:sectPr>
@@ -1172,6 +1957,7 @@
   <w:style w:type="character" w:default="1" w:styleId="DefaultParagraphFont">
     <w:name w:val="Default Paragraph Font"/>
     <w:uiPriority w:val="1"/>
+    <w:semiHidden/>
     <w:unhideWhenUsed/>
   </w:style>
   <w:style w:type="table" w:default="1" w:styleId="TableNormal">
